--- a/Knowledge/3-Work knowledge/1-Software Engineering/1-Software Engineering Fundamentals/5-My Source/5-Network Data Structures/3-Types of ARP Entries/2-ARP Entries – Dynamic.docx
+++ b/Knowledge/3-Work knowledge/1-Software Engineering/1-Software Engineering Fundamentals/5-My Source/5-Network Data Structures/3-Types of ARP Entries/2-ARP Entries – Dynamic.docx
@@ -4,68 +4,37 @@
   <w:body>
     <w:p>
       <w:pPr>
-        <w:spacing w:before="280" w:after="80" w:line="276" w:lineRule="auto"/>
-        <w:outlineLvl w:val="0"/>
-        <w:rPr>
-          <w:rFonts w:asciiTheme="majorHAnsi" w:eastAsiaTheme="majorEastAsia" w:hAnsiTheme="majorHAnsi" w:cstheme="majorBidi"/>
-          <w:color w:val="2F5496" w:themeColor="accent1" w:themeShade="BF"/>
-          <w:kern w:val="0"/>
-          <w:sz w:val="40"/>
-          <w:szCs w:val="40"/>
-          <w:lang w:val="en"/>
-          <w14:ligatures w14:val="none"/>
+        <w:pStyle w:val="Heading1"/>
+        <w:rPr>
+          <w:lang w:val="en"/>
         </w:rPr>
       </w:pPr>
       <w:bookmarkStart w:id="0" w:name="_n8bwyvlboaur" w:colFirst="0" w:colLast="0"/>
       <w:bookmarkEnd w:id="0"/>
       <w:r>
         <w:rPr>
-          <w:rFonts w:asciiTheme="majorHAnsi" w:eastAsiaTheme="majorEastAsia" w:hAnsiTheme="majorHAnsi" w:cstheme="majorBidi"/>
-          <w:color w:val="2F5496" w:themeColor="accent1" w:themeShade="BF"/>
-          <w:kern w:val="0"/>
-          <w:sz w:val="40"/>
-          <w:szCs w:val="40"/>
-          <w:lang w:val="en"/>
-          <w14:ligatures w14:val="none"/>
+          <w:lang w:val="en"/>
         </w:rPr>
         <w:t>ARP Entries – Dynamic</w:t>
       </w:r>
     </w:p>
     <w:p>
       <w:pPr>
-        <w:spacing w:before="280" w:after="80" w:line="276" w:lineRule="auto"/>
-        <w:outlineLvl w:val="1"/>
-        <w:rPr>
-          <w:rFonts w:asciiTheme="majorHAnsi" w:eastAsiaTheme="majorEastAsia" w:hAnsiTheme="majorHAnsi" w:cstheme="majorBidi"/>
-          <w:color w:val="2F5496" w:themeColor="accent1" w:themeShade="BF"/>
-          <w:kern w:val="0"/>
-          <w:sz w:val="32"/>
-          <w:szCs w:val="32"/>
-          <w:lang w:val="en"/>
-          <w14:ligatures w14:val="none"/>
-        </w:rPr>
-      </w:pPr>
-      <w:r>
-        <w:rPr>
-          <w:rFonts w:ascii="Segoe UI Emoji" w:eastAsiaTheme="majorEastAsia" w:hAnsi="Segoe UI Emoji" w:cs="Segoe UI Emoji"/>
-          <w:color w:val="2F5496" w:themeColor="accent1" w:themeShade="BF"/>
-          <w:kern w:val="0"/>
-          <w:sz w:val="32"/>
-          <w:szCs w:val="32"/>
-          <w:lang w:val="en"/>
-          <w14:ligatures w14:val="none"/>
+        <w:pStyle w:val="Heading2"/>
+        <w:rPr>
+          <w:lang w:val="en"/>
+        </w:rPr>
+      </w:pPr>
+      <w:r>
+        <w:rPr>
+          <w:rFonts w:ascii="Segoe UI Emoji" w:hAnsi="Segoe UI Emoji" w:cs="Segoe UI Emoji"/>
+          <w:lang w:val="en"/>
         </w:rPr>
         <w:t>🧱</w:t>
       </w:r>
       <w:r>
         <w:rPr>
-          <w:rFonts w:asciiTheme="majorHAnsi" w:eastAsiaTheme="majorEastAsia" w:hAnsiTheme="majorHAnsi" w:cstheme="majorBidi"/>
-          <w:color w:val="2F5496" w:themeColor="accent1" w:themeShade="BF"/>
-          <w:kern w:val="0"/>
-          <w:sz w:val="32"/>
-          <w:szCs w:val="32"/>
-          <w:lang w:val="en"/>
-          <w14:ligatures w14:val="none"/>
+          <w:lang w:val="en"/>
         </w:rPr>
         <w:t xml:space="preserve"> What Is ARP Entries – Dynamic?</w:t>
       </w:r>
@@ -107,18 +76,33 @@
         </w:rPr>
         <w:t xml:space="preserve">: </w:t>
       </w:r>
-      <w:r>
-        <w:rPr>
-          <w:rFonts w:ascii="Arial" w:eastAsia="Arial" w:hAnsi="Arial" w:cs="Arial"/>
-          <w:b/>
-          <w:kern w:val="0"/>
-          <w:sz w:val="22"/>
-          <w:szCs w:val="22"/>
-          <w:highlight w:val="darkGray"/>
-          <w:lang w:val="en"/>
-          <w14:ligatures w14:val="none"/>
-        </w:rPr>
-        <w:t>Chatgpt (GPT</w:t>
+      <w:proofErr w:type="spellStart"/>
+      <w:r>
+        <w:rPr>
+          <w:rFonts w:ascii="Arial" w:eastAsia="Arial" w:hAnsi="Arial" w:cs="Arial"/>
+          <w:b/>
+          <w:kern w:val="0"/>
+          <w:sz w:val="22"/>
+          <w:szCs w:val="22"/>
+          <w:highlight w:val="darkGray"/>
+          <w:lang w:val="en"/>
+          <w14:ligatures w14:val="none"/>
+        </w:rPr>
+        <w:t>Chatgpt</w:t>
+      </w:r>
+      <w:proofErr w:type="spellEnd"/>
+      <w:r>
+        <w:rPr>
+          <w:rFonts w:ascii="Arial" w:eastAsia="Arial" w:hAnsi="Arial" w:cs="Arial"/>
+          <w:b/>
+          <w:kern w:val="0"/>
+          <w:sz w:val="22"/>
+          <w:szCs w:val="22"/>
+          <w:highlight w:val="darkGray"/>
+          <w:lang w:val="en"/>
+          <w14:ligatures w14:val="none"/>
+        </w:rPr>
+        <w:t xml:space="preserve"> (GPT</w:t>
       </w:r>
       <w:r>
         <w:rPr>
@@ -269,47 +253,23 @@
     </w:p>
     <w:p>
       <w:pPr>
-        <w:spacing w:before="280" w:after="80" w:line="276" w:lineRule="auto"/>
-        <w:outlineLvl w:val="2"/>
-        <w:rPr>
-          <w:rFonts w:ascii="Arial" w:eastAsiaTheme="majorEastAsia" w:hAnsi="Arial" w:cstheme="majorBidi"/>
-          <w:b/>
-          <w:bCs/>
-          <w:color w:val="000000"/>
-          <w:kern w:val="0"/>
-          <w:sz w:val="26"/>
-          <w:szCs w:val="26"/>
-          <w:lang w:val="en"/>
-          <w14:ligatures w14:val="none"/>
+        <w:pStyle w:val="Heading3"/>
+        <w:rPr>
+          <w:lang w:val="en"/>
         </w:rPr>
       </w:pPr>
       <w:bookmarkStart w:id="1" w:name="_m3edj9ma5arq" w:colFirst="0" w:colLast="0"/>
       <w:bookmarkEnd w:id="1"/>
       <w:r>
         <w:rPr>
-          <w:rFonts w:ascii="Segoe UI Emoji" w:eastAsiaTheme="majorEastAsia" w:hAnsi="Segoe UI Emoji" w:cs="Segoe UI Emoji"/>
-          <w:b/>
-          <w:bCs/>
-          <w:color w:val="000000"/>
-          <w:kern w:val="0"/>
-          <w:sz w:val="26"/>
-          <w:szCs w:val="26"/>
-          <w:lang w:val="en"/>
-          <w14:ligatures w14:val="none"/>
+          <w:rFonts w:ascii="Segoe UI Emoji" w:hAnsi="Segoe UI Emoji" w:cs="Segoe UI Emoji"/>
+          <w:lang w:val="en"/>
         </w:rPr>
         <w:t>🔁</w:t>
       </w:r>
       <w:r>
         <w:rPr>
-          <w:rFonts w:ascii="Arial" w:eastAsiaTheme="majorEastAsia" w:hAnsi="Arial" w:cstheme="majorBidi"/>
-          <w:b/>
-          <w:bCs/>
-          <w:color w:val="000000"/>
-          <w:kern w:val="0"/>
-          <w:sz w:val="26"/>
-          <w:szCs w:val="26"/>
-          <w:lang w:val="en"/>
-          <w14:ligatures w14:val="none"/>
+          <w:lang w:val="en"/>
         </w:rPr>
         <w:t xml:space="preserve"> What Are ARP Request and ARP Reply?</w:t>
       </w:r>
@@ -351,18 +311,33 @@
         </w:rPr>
         <w:t xml:space="preserve">: </w:t>
       </w:r>
-      <w:r>
-        <w:rPr>
-          <w:rFonts w:ascii="Arial" w:eastAsia="Arial" w:hAnsi="Arial" w:cs="Arial"/>
-          <w:b/>
-          <w:kern w:val="0"/>
-          <w:sz w:val="22"/>
-          <w:szCs w:val="22"/>
-          <w:highlight w:val="darkGray"/>
-          <w:lang w:val="en"/>
-          <w14:ligatures w14:val="none"/>
-        </w:rPr>
-        <w:t>Chatgpt (GPT</w:t>
+      <w:proofErr w:type="spellStart"/>
+      <w:r>
+        <w:rPr>
+          <w:rFonts w:ascii="Arial" w:eastAsia="Arial" w:hAnsi="Arial" w:cs="Arial"/>
+          <w:b/>
+          <w:kern w:val="0"/>
+          <w:sz w:val="22"/>
+          <w:szCs w:val="22"/>
+          <w:highlight w:val="darkGray"/>
+          <w:lang w:val="en"/>
+          <w14:ligatures w14:val="none"/>
+        </w:rPr>
+        <w:t>Chatgpt</w:t>
+      </w:r>
+      <w:proofErr w:type="spellEnd"/>
+      <w:r>
+        <w:rPr>
+          <w:rFonts w:ascii="Arial" w:eastAsia="Arial" w:hAnsi="Arial" w:cs="Arial"/>
+          <w:b/>
+          <w:kern w:val="0"/>
+          <w:sz w:val="22"/>
+          <w:szCs w:val="22"/>
+          <w:highlight w:val="darkGray"/>
+          <w:lang w:val="en"/>
+          <w14:ligatures w14:val="none"/>
+        </w:rPr>
+        <w:t xml:space="preserve"> (GPT</w:t>
       </w:r>
       <w:r>
         <w:rPr>
@@ -467,47 +442,23 @@
     </w:p>
     <w:p>
       <w:pPr>
-        <w:spacing w:before="80" w:after="40" w:line="276" w:lineRule="auto"/>
-        <w:outlineLvl w:val="3"/>
-        <w:rPr>
-          <w:rFonts w:ascii="Arial" w:eastAsiaTheme="majorEastAsia" w:hAnsi="Arial" w:cstheme="majorBidi"/>
-          <w:i/>
-          <w:iCs/>
-          <w:color w:val="2F5496" w:themeColor="accent1" w:themeShade="BF"/>
-          <w:kern w:val="0"/>
-          <w:sz w:val="22"/>
-          <w:szCs w:val="22"/>
-          <w:lang w:val="en"/>
-          <w14:ligatures w14:val="none"/>
+        <w:pStyle w:val="Heading4"/>
+        <w:rPr>
+          <w:lang w:val="en"/>
         </w:rPr>
       </w:pPr>
       <w:bookmarkStart w:id="2" w:name="_mqexujg0rbd4" w:colFirst="0" w:colLast="0"/>
       <w:bookmarkEnd w:id="2"/>
       <w:r>
         <w:rPr>
-          <w:rFonts w:ascii="Segoe UI Emoji" w:eastAsiaTheme="majorEastAsia" w:hAnsi="Segoe UI Emoji" w:cs="Segoe UI Emoji"/>
-          <w:i/>
-          <w:iCs/>
-          <w:color w:val="2F5496" w:themeColor="accent1" w:themeShade="BF"/>
-          <w:kern w:val="0"/>
-          <w:sz w:val="22"/>
-          <w:szCs w:val="22"/>
-          <w:lang w:val="en"/>
-          <w14:ligatures w14:val="none"/>
+          <w:rFonts w:ascii="Segoe UI Emoji" w:hAnsi="Segoe UI Emoji" w:cs="Segoe UI Emoji"/>
+          <w:lang w:val="en"/>
         </w:rPr>
         <w:t>📡</w:t>
       </w:r>
       <w:r>
         <w:rPr>
-          <w:rFonts w:ascii="Arial" w:eastAsiaTheme="majorEastAsia" w:hAnsi="Arial" w:cstheme="majorBidi"/>
-          <w:i/>
-          <w:iCs/>
-          <w:color w:val="2F5496" w:themeColor="accent1" w:themeShade="BF"/>
-          <w:kern w:val="0"/>
-          <w:sz w:val="22"/>
-          <w:szCs w:val="22"/>
-          <w:lang w:val="en"/>
-          <w14:ligatures w14:val="none"/>
+          <w:lang w:val="en"/>
         </w:rPr>
         <w:t xml:space="preserve"> What is an ARP Request?</w:t>
       </w:r>
@@ -549,18 +500,33 @@
         </w:rPr>
         <w:t xml:space="preserve">: </w:t>
       </w:r>
-      <w:r>
-        <w:rPr>
-          <w:rFonts w:ascii="Arial" w:eastAsia="Arial" w:hAnsi="Arial" w:cs="Arial"/>
-          <w:b/>
-          <w:kern w:val="0"/>
-          <w:sz w:val="22"/>
-          <w:szCs w:val="22"/>
-          <w:highlight w:val="darkGray"/>
-          <w:lang w:val="en"/>
-          <w14:ligatures w14:val="none"/>
-        </w:rPr>
-        <w:t>Chatgpt (GPT</w:t>
+      <w:proofErr w:type="spellStart"/>
+      <w:r>
+        <w:rPr>
+          <w:rFonts w:ascii="Arial" w:eastAsia="Arial" w:hAnsi="Arial" w:cs="Arial"/>
+          <w:b/>
+          <w:kern w:val="0"/>
+          <w:sz w:val="22"/>
+          <w:szCs w:val="22"/>
+          <w:highlight w:val="darkGray"/>
+          <w:lang w:val="en"/>
+          <w14:ligatures w14:val="none"/>
+        </w:rPr>
+        <w:t>Chatgpt</w:t>
+      </w:r>
+      <w:proofErr w:type="spellEnd"/>
+      <w:r>
+        <w:rPr>
+          <w:rFonts w:ascii="Arial" w:eastAsia="Arial" w:hAnsi="Arial" w:cs="Arial"/>
+          <w:b/>
+          <w:kern w:val="0"/>
+          <w:sz w:val="22"/>
+          <w:szCs w:val="22"/>
+          <w:highlight w:val="darkGray"/>
+          <w:lang w:val="en"/>
+          <w14:ligatures w14:val="none"/>
+        </w:rPr>
+        <w:t xml:space="preserve"> (GPT</w:t>
       </w:r>
       <w:r>
         <w:rPr>
@@ -1009,47 +975,24 @@
     </w:p>
     <w:p>
       <w:pPr>
-        <w:spacing w:before="80" w:after="40" w:line="276" w:lineRule="auto"/>
-        <w:outlineLvl w:val="3"/>
-        <w:rPr>
-          <w:rFonts w:ascii="Arial" w:eastAsiaTheme="majorEastAsia" w:hAnsi="Arial" w:cstheme="majorBidi"/>
-          <w:i/>
-          <w:iCs/>
-          <w:color w:val="2F5496" w:themeColor="accent1" w:themeShade="BF"/>
-          <w:kern w:val="0"/>
-          <w:sz w:val="22"/>
-          <w:szCs w:val="22"/>
-          <w:lang w:val="en"/>
-          <w14:ligatures w14:val="none"/>
+        <w:pStyle w:val="Heading4"/>
+        <w:rPr>
+          <w:lang w:val="en"/>
         </w:rPr>
       </w:pPr>
       <w:bookmarkStart w:id="3" w:name="_vuhj5ansz0fx" w:colFirst="0" w:colLast="0"/>
       <w:bookmarkEnd w:id="3"/>
       <w:r>
         <w:rPr>
-          <w:rFonts w:ascii="Segoe UI Emoji" w:eastAsiaTheme="majorEastAsia" w:hAnsi="Segoe UI Emoji" w:cs="Segoe UI Emoji"/>
-          <w:i/>
-          <w:iCs/>
-          <w:color w:val="2F5496" w:themeColor="accent1" w:themeShade="BF"/>
-          <w:kern w:val="0"/>
-          <w:sz w:val="22"/>
-          <w:szCs w:val="22"/>
-          <w:lang w:val="en"/>
-          <w14:ligatures w14:val="none"/>
-        </w:rPr>
+          <w:rFonts w:ascii="Segoe UI Emoji" w:hAnsi="Segoe UI Emoji" w:cs="Segoe UI Emoji"/>
+          <w:lang w:val="en"/>
+        </w:rPr>
+        <w:lastRenderedPageBreak/>
         <w:t>📬</w:t>
       </w:r>
       <w:r>
         <w:rPr>
-          <w:rFonts w:ascii="Arial" w:eastAsiaTheme="majorEastAsia" w:hAnsi="Arial" w:cstheme="majorBidi"/>
-          <w:i/>
-          <w:iCs/>
-          <w:color w:val="2F5496" w:themeColor="accent1" w:themeShade="BF"/>
-          <w:kern w:val="0"/>
-          <w:sz w:val="22"/>
-          <w:szCs w:val="22"/>
-          <w:lang w:val="en"/>
-          <w14:ligatures w14:val="none"/>
+          <w:lang w:val="en"/>
         </w:rPr>
         <w:t xml:space="preserve"> What is an ARP Reply?</w:t>
       </w:r>
@@ -1091,18 +1034,33 @@
         </w:rPr>
         <w:t xml:space="preserve">: </w:t>
       </w:r>
-      <w:r>
-        <w:rPr>
-          <w:rFonts w:ascii="Arial" w:eastAsia="Arial" w:hAnsi="Arial" w:cs="Arial"/>
-          <w:b/>
-          <w:kern w:val="0"/>
-          <w:sz w:val="22"/>
-          <w:szCs w:val="22"/>
-          <w:highlight w:val="darkGray"/>
-          <w:lang w:val="en"/>
-          <w14:ligatures w14:val="none"/>
-        </w:rPr>
-        <w:t>Chatgpt (GPT</w:t>
+      <w:proofErr w:type="spellStart"/>
+      <w:r>
+        <w:rPr>
+          <w:rFonts w:ascii="Arial" w:eastAsia="Arial" w:hAnsi="Arial" w:cs="Arial"/>
+          <w:b/>
+          <w:kern w:val="0"/>
+          <w:sz w:val="22"/>
+          <w:szCs w:val="22"/>
+          <w:highlight w:val="darkGray"/>
+          <w:lang w:val="en"/>
+          <w14:ligatures w14:val="none"/>
+        </w:rPr>
+        <w:t>Chatgpt</w:t>
+      </w:r>
+      <w:proofErr w:type="spellEnd"/>
+      <w:r>
+        <w:rPr>
+          <w:rFonts w:ascii="Arial" w:eastAsia="Arial" w:hAnsi="Arial" w:cs="Arial"/>
+          <w:b/>
+          <w:kern w:val="0"/>
+          <w:sz w:val="22"/>
+          <w:szCs w:val="22"/>
+          <w:highlight w:val="darkGray"/>
+          <w:lang w:val="en"/>
+          <w14:ligatures w14:val="none"/>
+        </w:rPr>
+        <w:t xml:space="preserve"> (GPT</w:t>
       </w:r>
       <w:r>
         <w:rPr>
@@ -1374,20 +1332,49 @@
           <w:lang w:val="en"/>
           <w14:ligatures w14:val="none"/>
         </w:rPr>
-        <w:t>AA:BB:CC:DD:EE:FF</w:t>
-      </w:r>
-      <w:r>
-        <w:rPr>
-          <w:rFonts w:ascii="Roboto Mono" w:eastAsia="Arial" w:hAnsi="Roboto Mono" w:cs="Arial"/>
+        <w:t>AA:BB:CC:DD:</w:t>
+      </w:r>
+      <w:proofErr w:type="gramStart"/>
+      <w:r>
+        <w:rPr>
+          <w:rFonts w:ascii="Roboto Mono" w:eastAsia="Roboto Mono" w:hAnsi="Roboto Mono" w:cs="Roboto Mono"/>
           <w:i/>
           <w:iCs/>
-          <w:kern w:val="0"/>
-          <w:sz w:val="22"/>
-          <w:szCs w:val="22"/>
-          <w:lang w:val="en"/>
-          <w14:ligatures w14:val="none"/>
-        </w:rPr>
-        <w:t>.”</w:t>
+          <w:color w:val="188038"/>
+          <w:kern w:val="0"/>
+          <w:sz w:val="22"/>
+          <w:szCs w:val="22"/>
+          <w:lang w:val="en"/>
+          <w14:ligatures w14:val="none"/>
+        </w:rPr>
+        <w:t>EE:FF</w:t>
+      </w:r>
+      <w:r>
+        <w:rPr>
+          <w:rFonts w:ascii="Roboto Mono" w:eastAsia="Arial" w:hAnsi="Roboto Mono" w:cs="Arial"/>
+          <w:i/>
+          <w:iCs/>
+          <w:kern w:val="0"/>
+          <w:sz w:val="22"/>
+          <w:szCs w:val="22"/>
+          <w:lang w:val="en"/>
+          <w14:ligatures w14:val="none"/>
+        </w:rPr>
+        <w:t>.</w:t>
+      </w:r>
+      <w:proofErr w:type="gramEnd"/>
+      <w:r>
+        <w:rPr>
+          <w:rFonts w:ascii="Roboto Mono" w:eastAsia="Arial" w:hAnsi="Roboto Mono" w:cs="Arial"/>
+          <w:i/>
+          <w:iCs/>
+          <w:kern w:val="0"/>
+          <w:sz w:val="22"/>
+          <w:szCs w:val="22"/>
+          <w:lang w:val="en"/>
+          <w14:ligatures w14:val="none"/>
+        </w:rPr>
+        <w:t>”</w:t>
       </w:r>
     </w:p>
     <w:p>
@@ -1637,47 +1624,23 @@
     </w:p>
     <w:p>
       <w:pPr>
-        <w:spacing w:before="80" w:after="40" w:line="276" w:lineRule="auto"/>
-        <w:outlineLvl w:val="3"/>
-        <w:rPr>
-          <w:rFonts w:ascii="Arial" w:eastAsiaTheme="majorEastAsia" w:hAnsi="Arial" w:cstheme="majorBidi"/>
-          <w:i/>
-          <w:iCs/>
-          <w:color w:val="2F5496" w:themeColor="accent1" w:themeShade="BF"/>
-          <w:kern w:val="0"/>
-          <w:sz w:val="22"/>
-          <w:szCs w:val="22"/>
-          <w:lang w:val="en"/>
-          <w14:ligatures w14:val="none"/>
+        <w:pStyle w:val="Heading4"/>
+        <w:rPr>
+          <w:lang w:val="en"/>
         </w:rPr>
       </w:pPr>
       <w:bookmarkStart w:id="4" w:name="_i6nvm0n7g54d" w:colFirst="0" w:colLast="0"/>
       <w:bookmarkEnd w:id="4"/>
       <w:r>
         <w:rPr>
-          <w:rFonts w:ascii="Segoe UI Emoji" w:eastAsiaTheme="majorEastAsia" w:hAnsi="Segoe UI Emoji" w:cs="Segoe UI Emoji"/>
-          <w:i/>
-          <w:iCs/>
-          <w:color w:val="2F5496" w:themeColor="accent1" w:themeShade="BF"/>
-          <w:kern w:val="0"/>
-          <w:sz w:val="22"/>
-          <w:szCs w:val="22"/>
-          <w:lang w:val="en"/>
-          <w14:ligatures w14:val="none"/>
+          <w:rFonts w:ascii="Segoe UI Emoji" w:hAnsi="Segoe UI Emoji" w:cs="Segoe UI Emoji"/>
+          <w:lang w:val="en"/>
         </w:rPr>
         <w:t>🔄</w:t>
       </w:r>
       <w:r>
         <w:rPr>
-          <w:rFonts w:ascii="Arial" w:eastAsiaTheme="majorEastAsia" w:hAnsi="Arial" w:cstheme="majorBidi"/>
-          <w:i/>
-          <w:iCs/>
-          <w:color w:val="2F5496" w:themeColor="accent1" w:themeShade="BF"/>
-          <w:kern w:val="0"/>
-          <w:sz w:val="22"/>
-          <w:szCs w:val="22"/>
-          <w:lang w:val="en"/>
-          <w14:ligatures w14:val="none"/>
+          <w:lang w:val="en"/>
         </w:rPr>
         <w:t xml:space="preserve"> ARP Workflow Example</w:t>
       </w:r>
@@ -1719,18 +1682,33 @@
         </w:rPr>
         <w:t xml:space="preserve">: </w:t>
       </w:r>
-      <w:r>
-        <w:rPr>
-          <w:rFonts w:ascii="Arial" w:eastAsia="Arial" w:hAnsi="Arial" w:cs="Arial"/>
-          <w:b/>
-          <w:kern w:val="0"/>
-          <w:sz w:val="22"/>
-          <w:szCs w:val="22"/>
-          <w:highlight w:val="darkGray"/>
-          <w:lang w:val="en"/>
-          <w14:ligatures w14:val="none"/>
-        </w:rPr>
-        <w:t>Chatgpt (GPT</w:t>
+      <w:proofErr w:type="spellStart"/>
+      <w:r>
+        <w:rPr>
+          <w:rFonts w:ascii="Arial" w:eastAsia="Arial" w:hAnsi="Arial" w:cs="Arial"/>
+          <w:b/>
+          <w:kern w:val="0"/>
+          <w:sz w:val="22"/>
+          <w:szCs w:val="22"/>
+          <w:highlight w:val="darkGray"/>
+          <w:lang w:val="en"/>
+          <w14:ligatures w14:val="none"/>
+        </w:rPr>
+        <w:t>Chatgpt</w:t>
+      </w:r>
+      <w:proofErr w:type="spellEnd"/>
+      <w:r>
+        <w:rPr>
+          <w:rFonts w:ascii="Arial" w:eastAsia="Arial" w:hAnsi="Arial" w:cs="Arial"/>
+          <w:b/>
+          <w:kern w:val="0"/>
+          <w:sz w:val="22"/>
+          <w:szCs w:val="22"/>
+          <w:highlight w:val="darkGray"/>
+          <w:lang w:val="en"/>
+          <w14:ligatures w14:val="none"/>
+        </w:rPr>
+        <w:t xml:space="preserve"> (GPT</w:t>
       </w:r>
       <w:r>
         <w:rPr>
@@ -1866,53 +1844,32 @@
     </w:p>
     <w:p>
       <w:pPr>
-        <w:spacing w:before="280" w:after="40" w:line="276" w:lineRule="auto"/>
-        <w:outlineLvl w:val="4"/>
-        <w:rPr>
-          <w:rFonts w:ascii="Arial" w:eastAsiaTheme="majorEastAsia" w:hAnsi="Arial" w:cstheme="majorBidi"/>
-          <w:color w:val="2F5496" w:themeColor="accent1" w:themeShade="BF"/>
-          <w:kern w:val="0"/>
-          <w:sz w:val="22"/>
-          <w:szCs w:val="22"/>
-          <w:lang w:val="en"/>
-          <w14:ligatures w14:val="none"/>
+        <w:pStyle w:val="Heading5"/>
+        <w:rPr>
+          <w:rFonts w:ascii="Arial" w:hAnsi="Arial"/>
+          <w:lang w:val="en"/>
         </w:rPr>
       </w:pPr>
       <w:bookmarkStart w:id="5" w:name="_mx453a50atxy" w:colFirst="0" w:colLast="0"/>
       <w:bookmarkEnd w:id="5"/>
       <w:r>
         <w:rPr>
-          <w:rFonts w:ascii="Andika" w:eastAsia="Andika" w:hAnsi="Andika" w:cs="Andika"/>
-          <w:color w:val="2F5496" w:themeColor="accent1" w:themeShade="BF"/>
-          <w:kern w:val="0"/>
-          <w:sz w:val="22"/>
-          <w:szCs w:val="22"/>
-          <w:lang w:val="en"/>
-          <w14:ligatures w14:val="none"/>
+          <w:rFonts w:eastAsia="Andika"/>
+          <w:lang w:val="en"/>
         </w:rPr>
         <w:t>1️</w:t>
       </w:r>
       <w:r>
         <w:rPr>
           <w:rFonts w:ascii="Segoe UI Symbol" w:eastAsia="Andika" w:hAnsi="Segoe UI Symbol" w:cs="Segoe UI Symbol"/>
-          <w:color w:val="2F5496" w:themeColor="accent1" w:themeShade="BF"/>
-          <w:kern w:val="0"/>
-          <w:sz w:val="22"/>
-          <w:szCs w:val="22"/>
-          <w:lang w:val="en"/>
-          <w14:ligatures w14:val="none"/>
+          <w:lang w:val="en"/>
         </w:rPr>
         <w:t>⃣</w:t>
       </w:r>
       <w:r>
         <w:rPr>
-          <w:rFonts w:ascii="Andika" w:eastAsia="Andika" w:hAnsi="Andika" w:cs="Andika"/>
-          <w:color w:val="2F5496" w:themeColor="accent1" w:themeShade="BF"/>
-          <w:kern w:val="0"/>
-          <w:sz w:val="22"/>
-          <w:szCs w:val="22"/>
-          <w:lang w:val="en"/>
-          <w14:ligatures w14:val="none"/>
+          <w:rFonts w:eastAsia="Andika"/>
+          <w:lang w:val="en"/>
         </w:rPr>
         <w:t xml:space="preserve"> Device A sends ARP Request (broadcast):</w:t>
       </w:r>
@@ -1954,18 +1911,33 @@
         </w:rPr>
         <w:t xml:space="preserve">: </w:t>
       </w:r>
-      <w:r>
-        <w:rPr>
-          <w:rFonts w:ascii="Arial" w:eastAsia="Arial" w:hAnsi="Arial" w:cs="Arial"/>
-          <w:b/>
-          <w:kern w:val="0"/>
-          <w:sz w:val="22"/>
-          <w:szCs w:val="22"/>
-          <w:highlight w:val="darkGray"/>
-          <w:lang w:val="en"/>
-          <w14:ligatures w14:val="none"/>
-        </w:rPr>
-        <w:t>Chatgpt (GPT</w:t>
+      <w:proofErr w:type="spellStart"/>
+      <w:r>
+        <w:rPr>
+          <w:rFonts w:ascii="Arial" w:eastAsia="Arial" w:hAnsi="Arial" w:cs="Arial"/>
+          <w:b/>
+          <w:kern w:val="0"/>
+          <w:sz w:val="22"/>
+          <w:szCs w:val="22"/>
+          <w:highlight w:val="darkGray"/>
+          <w:lang w:val="en"/>
+          <w14:ligatures w14:val="none"/>
+        </w:rPr>
+        <w:t>Chatgpt</w:t>
+      </w:r>
+      <w:proofErr w:type="spellEnd"/>
+      <w:r>
+        <w:rPr>
+          <w:rFonts w:ascii="Arial" w:eastAsia="Arial" w:hAnsi="Arial" w:cs="Arial"/>
+          <w:b/>
+          <w:kern w:val="0"/>
+          <w:sz w:val="22"/>
+          <w:szCs w:val="22"/>
+          <w:highlight w:val="darkGray"/>
+          <w:lang w:val="en"/>
+          <w14:ligatures w14:val="none"/>
+        </w:rPr>
+        <w:t xml:space="preserve"> (GPT</w:t>
       </w:r>
       <w:r>
         <w:rPr>
@@ -2092,53 +2064,32 @@
     </w:p>
     <w:p>
       <w:pPr>
-        <w:spacing w:before="280" w:after="40" w:line="276" w:lineRule="auto"/>
-        <w:outlineLvl w:val="4"/>
-        <w:rPr>
-          <w:rFonts w:ascii="Arial" w:eastAsiaTheme="majorEastAsia" w:hAnsi="Arial" w:cstheme="majorBidi"/>
-          <w:color w:val="2F5496" w:themeColor="accent1" w:themeShade="BF"/>
-          <w:kern w:val="0"/>
-          <w:sz w:val="22"/>
-          <w:szCs w:val="22"/>
-          <w:lang w:val="en"/>
-          <w14:ligatures w14:val="none"/>
+        <w:pStyle w:val="Heading5"/>
+        <w:rPr>
+          <w:rFonts w:ascii="Arial" w:hAnsi="Arial"/>
+          <w:lang w:val="en"/>
         </w:rPr>
       </w:pPr>
       <w:bookmarkStart w:id="6" w:name="_orhoqcu56tfh" w:colFirst="0" w:colLast="0"/>
       <w:bookmarkEnd w:id="6"/>
       <w:r>
         <w:rPr>
-          <w:rFonts w:ascii="Andika" w:eastAsia="Andika" w:hAnsi="Andika" w:cs="Andika"/>
-          <w:color w:val="2F5496" w:themeColor="accent1" w:themeShade="BF"/>
-          <w:kern w:val="0"/>
-          <w:sz w:val="22"/>
-          <w:szCs w:val="22"/>
-          <w:lang w:val="en"/>
-          <w14:ligatures w14:val="none"/>
+          <w:rFonts w:eastAsia="Andika"/>
+          <w:lang w:val="en"/>
         </w:rPr>
         <w:t>2️</w:t>
       </w:r>
       <w:r>
         <w:rPr>
           <w:rFonts w:ascii="Segoe UI Symbol" w:eastAsia="Andika" w:hAnsi="Segoe UI Symbol" w:cs="Segoe UI Symbol"/>
-          <w:color w:val="2F5496" w:themeColor="accent1" w:themeShade="BF"/>
-          <w:kern w:val="0"/>
-          <w:sz w:val="22"/>
-          <w:szCs w:val="22"/>
-          <w:lang w:val="en"/>
-          <w14:ligatures w14:val="none"/>
+          <w:lang w:val="en"/>
         </w:rPr>
         <w:t>⃣</w:t>
       </w:r>
       <w:r>
         <w:rPr>
-          <w:rFonts w:ascii="Andika" w:eastAsia="Andika" w:hAnsi="Andika" w:cs="Andika"/>
-          <w:color w:val="2F5496" w:themeColor="accent1" w:themeShade="BF"/>
-          <w:kern w:val="0"/>
-          <w:sz w:val="22"/>
-          <w:szCs w:val="22"/>
-          <w:lang w:val="en"/>
-          <w14:ligatures w14:val="none"/>
+          <w:rFonts w:eastAsia="Andika"/>
+          <w:lang w:val="en"/>
         </w:rPr>
         <w:t xml:space="preserve"> Device B replies (unicast):</w:t>
       </w:r>
@@ -2180,18 +2131,33 @@
         </w:rPr>
         <w:t xml:space="preserve">: </w:t>
       </w:r>
-      <w:r>
-        <w:rPr>
-          <w:rFonts w:ascii="Arial" w:eastAsia="Arial" w:hAnsi="Arial" w:cs="Arial"/>
-          <w:b/>
-          <w:kern w:val="0"/>
-          <w:sz w:val="22"/>
-          <w:szCs w:val="22"/>
-          <w:highlight w:val="darkGray"/>
-          <w:lang w:val="en"/>
-          <w14:ligatures w14:val="none"/>
-        </w:rPr>
-        <w:t>Chatgpt (GPT</w:t>
+      <w:proofErr w:type="spellStart"/>
+      <w:r>
+        <w:rPr>
+          <w:rFonts w:ascii="Arial" w:eastAsia="Arial" w:hAnsi="Arial" w:cs="Arial"/>
+          <w:b/>
+          <w:kern w:val="0"/>
+          <w:sz w:val="22"/>
+          <w:szCs w:val="22"/>
+          <w:highlight w:val="darkGray"/>
+          <w:lang w:val="en"/>
+          <w14:ligatures w14:val="none"/>
+        </w:rPr>
+        <w:t>Chatgpt</w:t>
+      </w:r>
+      <w:proofErr w:type="spellEnd"/>
+      <w:r>
+        <w:rPr>
+          <w:rFonts w:ascii="Arial" w:eastAsia="Arial" w:hAnsi="Arial" w:cs="Arial"/>
+          <w:b/>
+          <w:kern w:val="0"/>
+          <w:sz w:val="22"/>
+          <w:szCs w:val="22"/>
+          <w:highlight w:val="darkGray"/>
+          <w:lang w:val="en"/>
+          <w14:ligatures w14:val="none"/>
+        </w:rPr>
+        <w:t xml:space="preserve"> (GPT</w:t>
       </w:r>
       <w:r>
         <w:rPr>
@@ -2242,6 +2208,7 @@
           <w:lang w:val="en"/>
           <w14:ligatures w14:val="none"/>
         </w:rPr>
+        <w:lastRenderedPageBreak/>
         <w:drawing>
           <wp:inline distT="114300" distB="114300" distL="114300" distR="114300" wp14:anchorId="2FCE96C4" wp14:editId="237AA177">
             <wp:extent cx="5943600" cy="698500"/>
@@ -2300,8 +2267,21 @@
           <w:lang w:val="en"/>
           <w14:ligatures w14:val="none"/>
         </w:rPr>
-        <w:t>192.168.1.20 is at AA:BB:CC:DD:EE:FF</w:t>
-      </w:r>
+        <w:t>192.168.1.20 is at AA:BB:CC:DD:</w:t>
+      </w:r>
+      <w:proofErr w:type="gramStart"/>
+      <w:r>
+        <w:rPr>
+          <w:rFonts w:ascii="Roboto Mono" w:eastAsia="Arial" w:hAnsi="Roboto Mono" w:cs="Arial"/>
+          <w:kern w:val="0"/>
+          <w:sz w:val="22"/>
+          <w:szCs w:val="22"/>
+          <w:lang w:val="en"/>
+          <w14:ligatures w14:val="none"/>
+        </w:rPr>
+        <w:t>EE:FF</w:t>
+      </w:r>
+      <w:proofErr w:type="gramEnd"/>
     </w:p>
     <w:p>
       <w:pPr>
@@ -2318,53 +2298,32 @@
     </w:p>
     <w:p>
       <w:pPr>
-        <w:spacing w:before="280" w:after="40" w:line="276" w:lineRule="auto"/>
-        <w:outlineLvl w:val="4"/>
-        <w:rPr>
-          <w:rFonts w:ascii="Arial" w:eastAsiaTheme="majorEastAsia" w:hAnsi="Arial" w:cstheme="majorBidi"/>
-          <w:color w:val="2F5496" w:themeColor="accent1" w:themeShade="BF"/>
-          <w:kern w:val="0"/>
-          <w:sz w:val="22"/>
-          <w:szCs w:val="22"/>
-          <w:lang w:val="en"/>
-          <w14:ligatures w14:val="none"/>
+        <w:pStyle w:val="Heading5"/>
+        <w:rPr>
+          <w:rFonts w:ascii="Arial" w:hAnsi="Arial"/>
+          <w:lang w:val="en"/>
         </w:rPr>
       </w:pPr>
       <w:bookmarkStart w:id="7" w:name="_2xa1q1spp1rm" w:colFirst="0" w:colLast="0"/>
       <w:bookmarkEnd w:id="7"/>
       <w:r>
         <w:rPr>
-          <w:rFonts w:ascii="Andika" w:eastAsia="Andika" w:hAnsi="Andika" w:cs="Andika"/>
-          <w:color w:val="2F5496" w:themeColor="accent1" w:themeShade="BF"/>
-          <w:kern w:val="0"/>
-          <w:sz w:val="22"/>
-          <w:szCs w:val="22"/>
-          <w:lang w:val="en"/>
-          <w14:ligatures w14:val="none"/>
+          <w:rFonts w:eastAsia="Andika"/>
+          <w:lang w:val="en"/>
         </w:rPr>
         <w:t>3️</w:t>
       </w:r>
       <w:r>
         <w:rPr>
           <w:rFonts w:ascii="Segoe UI Symbol" w:eastAsia="Andika" w:hAnsi="Segoe UI Symbol" w:cs="Segoe UI Symbol"/>
-          <w:color w:val="2F5496" w:themeColor="accent1" w:themeShade="BF"/>
-          <w:kern w:val="0"/>
-          <w:sz w:val="22"/>
-          <w:szCs w:val="22"/>
-          <w:lang w:val="en"/>
-          <w14:ligatures w14:val="none"/>
+          <w:lang w:val="en"/>
         </w:rPr>
         <w:t>⃣</w:t>
       </w:r>
       <w:r>
         <w:rPr>
-          <w:rFonts w:ascii="Andika" w:eastAsia="Andika" w:hAnsi="Andika" w:cs="Andika"/>
-          <w:color w:val="2F5496" w:themeColor="accent1" w:themeShade="BF"/>
-          <w:kern w:val="0"/>
-          <w:sz w:val="22"/>
-          <w:szCs w:val="22"/>
-          <w:lang w:val="en"/>
-          <w14:ligatures w14:val="none"/>
+          <w:rFonts w:eastAsia="Andika"/>
+          <w:lang w:val="en"/>
         </w:rPr>
         <w:t xml:space="preserve"> Device A updates ARP Table:</w:t>
       </w:r>
@@ -2406,18 +2365,33 @@
         </w:rPr>
         <w:t xml:space="preserve">: </w:t>
       </w:r>
-      <w:r>
-        <w:rPr>
-          <w:rFonts w:ascii="Arial" w:eastAsia="Arial" w:hAnsi="Arial" w:cs="Arial"/>
-          <w:b/>
-          <w:kern w:val="0"/>
-          <w:sz w:val="22"/>
-          <w:szCs w:val="22"/>
-          <w:highlight w:val="darkGray"/>
-          <w:lang w:val="en"/>
-          <w14:ligatures w14:val="none"/>
-        </w:rPr>
-        <w:t>Chatgpt (GPT</w:t>
+      <w:proofErr w:type="spellStart"/>
+      <w:r>
+        <w:rPr>
+          <w:rFonts w:ascii="Arial" w:eastAsia="Arial" w:hAnsi="Arial" w:cs="Arial"/>
+          <w:b/>
+          <w:kern w:val="0"/>
+          <w:sz w:val="22"/>
+          <w:szCs w:val="22"/>
+          <w:highlight w:val="darkGray"/>
+          <w:lang w:val="en"/>
+          <w14:ligatures w14:val="none"/>
+        </w:rPr>
+        <w:t>Chatgpt</w:t>
+      </w:r>
+      <w:proofErr w:type="spellEnd"/>
+      <w:r>
+        <w:rPr>
+          <w:rFonts w:ascii="Arial" w:eastAsia="Arial" w:hAnsi="Arial" w:cs="Arial"/>
+          <w:b/>
+          <w:kern w:val="0"/>
+          <w:sz w:val="22"/>
+          <w:szCs w:val="22"/>
+          <w:highlight w:val="darkGray"/>
+          <w:lang w:val="en"/>
+          <w14:ligatures w14:val="none"/>
+        </w:rPr>
+        <w:t xml:space="preserve"> (GPT</w:t>
       </w:r>
       <w:r>
         <w:rPr>
@@ -2548,8 +2522,21 @@
           <w:lang w:val="en"/>
           <w14:ligatures w14:val="none"/>
         </w:rPr>
-        <w:t xml:space="preserve"> AA:BB:CC:DD:EE:FF</w:t>
-      </w:r>
+        <w:t xml:space="preserve"> AA:BB:CC:DD:</w:t>
+      </w:r>
+      <w:proofErr w:type="gramStart"/>
+      <w:r>
+        <w:rPr>
+          <w:rFonts w:ascii="Roboto Mono" w:eastAsia="Arial Unicode MS" w:hAnsi="Roboto Mono" w:cs="Arial Unicode MS"/>
+          <w:kern w:val="0"/>
+          <w:sz w:val="22"/>
+          <w:szCs w:val="22"/>
+          <w:lang w:val="en"/>
+          <w14:ligatures w14:val="none"/>
+        </w:rPr>
+        <w:t>EE:FF</w:t>
+      </w:r>
+      <w:proofErr w:type="gramEnd"/>
     </w:p>
     <w:p>
       <w:pPr>
@@ -2616,47 +2603,23 @@
     </w:p>
     <w:p>
       <w:pPr>
-        <w:spacing w:before="80" w:after="40" w:line="276" w:lineRule="auto"/>
-        <w:outlineLvl w:val="3"/>
-        <w:rPr>
-          <w:rFonts w:ascii="Arial" w:eastAsiaTheme="majorEastAsia" w:hAnsi="Arial" w:cstheme="majorBidi"/>
-          <w:i/>
-          <w:iCs/>
-          <w:color w:val="2F5496" w:themeColor="accent1" w:themeShade="BF"/>
-          <w:kern w:val="0"/>
-          <w:sz w:val="22"/>
-          <w:szCs w:val="22"/>
-          <w:lang w:val="en"/>
-          <w14:ligatures w14:val="none"/>
+        <w:pStyle w:val="Heading4"/>
+        <w:rPr>
+          <w:lang w:val="en"/>
         </w:rPr>
       </w:pPr>
       <w:bookmarkStart w:id="8" w:name="_g3bhf3wdt6js" w:colFirst="0" w:colLast="0"/>
       <w:bookmarkEnd w:id="8"/>
       <w:r>
         <w:rPr>
-          <w:rFonts w:ascii="Segoe UI Emoji" w:eastAsiaTheme="majorEastAsia" w:hAnsi="Segoe UI Emoji" w:cs="Segoe UI Emoji"/>
-          <w:i/>
-          <w:iCs/>
-          <w:color w:val="2F5496" w:themeColor="accent1" w:themeShade="BF"/>
-          <w:kern w:val="0"/>
-          <w:sz w:val="22"/>
-          <w:szCs w:val="22"/>
-          <w:lang w:val="en"/>
-          <w14:ligatures w14:val="none"/>
+          <w:rFonts w:ascii="Segoe UI Emoji" w:hAnsi="Segoe UI Emoji" w:cs="Segoe UI Emoji"/>
+          <w:lang w:val="en"/>
         </w:rPr>
         <w:t>📦</w:t>
       </w:r>
       <w:r>
         <w:rPr>
-          <w:rFonts w:ascii="Arial" w:eastAsiaTheme="majorEastAsia" w:hAnsi="Arial" w:cstheme="majorBidi"/>
-          <w:i/>
-          <w:iCs/>
-          <w:color w:val="2F5496" w:themeColor="accent1" w:themeShade="BF"/>
-          <w:kern w:val="0"/>
-          <w:sz w:val="22"/>
-          <w:szCs w:val="22"/>
-          <w:lang w:val="en"/>
-          <w14:ligatures w14:val="none"/>
+          <w:lang w:val="en"/>
         </w:rPr>
         <w:t xml:space="preserve"> Visual Representation</w:t>
       </w:r>
@@ -2698,18 +2661,33 @@
         </w:rPr>
         <w:t xml:space="preserve">: </w:t>
       </w:r>
-      <w:r>
-        <w:rPr>
-          <w:rFonts w:ascii="Arial" w:eastAsia="Arial" w:hAnsi="Arial" w:cs="Arial"/>
-          <w:b/>
-          <w:kern w:val="0"/>
-          <w:sz w:val="22"/>
-          <w:szCs w:val="22"/>
-          <w:highlight w:val="darkGray"/>
-          <w:lang w:val="en"/>
-          <w14:ligatures w14:val="none"/>
-        </w:rPr>
-        <w:t>Chatgpt (GPT</w:t>
+      <w:proofErr w:type="spellStart"/>
+      <w:r>
+        <w:rPr>
+          <w:rFonts w:ascii="Arial" w:eastAsia="Arial" w:hAnsi="Arial" w:cs="Arial"/>
+          <w:b/>
+          <w:kern w:val="0"/>
+          <w:sz w:val="22"/>
+          <w:szCs w:val="22"/>
+          <w:highlight w:val="darkGray"/>
+          <w:lang w:val="en"/>
+          <w14:ligatures w14:val="none"/>
+        </w:rPr>
+        <w:t>Chatgpt</w:t>
+      </w:r>
+      <w:proofErr w:type="spellEnd"/>
+      <w:r>
+        <w:rPr>
+          <w:rFonts w:ascii="Arial" w:eastAsia="Arial" w:hAnsi="Arial" w:cs="Arial"/>
+          <w:b/>
+          <w:kern w:val="0"/>
+          <w:sz w:val="22"/>
+          <w:szCs w:val="22"/>
+          <w:highlight w:val="darkGray"/>
+          <w:lang w:val="en"/>
+          <w14:ligatures w14:val="none"/>
+        </w:rPr>
+        <w:t xml:space="preserve"> (GPT</w:t>
       </w:r>
       <w:r>
         <w:rPr>
@@ -2914,7 +2892,79 @@
           <w:lang w:val="en"/>
           <w14:ligatures w14:val="none"/>
         </w:rPr>
-        <w:t xml:space="preserve"> Sent to FF:FF:FF:FF:FF:FF (broadcast)</w:t>
+        <w:t xml:space="preserve"> Sent to </w:t>
+      </w:r>
+      <w:proofErr w:type="gramStart"/>
+      <w:r>
+        <w:rPr>
+          <w:rFonts w:ascii="Roboto Mono" w:eastAsia="Arial Unicode MS" w:hAnsi="Roboto Mono" w:cs="Arial Unicode MS"/>
+          <w:kern w:val="0"/>
+          <w:sz w:val="22"/>
+          <w:szCs w:val="22"/>
+          <w:lang w:val="en"/>
+          <w14:ligatures w14:val="none"/>
+        </w:rPr>
+        <w:t>FF:FF</w:t>
+      </w:r>
+      <w:proofErr w:type="gramEnd"/>
+      <w:r>
+        <w:rPr>
+          <w:rFonts w:ascii="Roboto Mono" w:eastAsia="Arial Unicode MS" w:hAnsi="Roboto Mono" w:cs="Arial Unicode MS"/>
+          <w:kern w:val="0"/>
+          <w:sz w:val="22"/>
+          <w:szCs w:val="22"/>
+          <w:lang w:val="en"/>
+          <w14:ligatures w14:val="none"/>
+        </w:rPr>
+        <w:t>:</w:t>
+      </w:r>
+      <w:proofErr w:type="gramStart"/>
+      <w:r>
+        <w:rPr>
+          <w:rFonts w:ascii="Roboto Mono" w:eastAsia="Arial Unicode MS" w:hAnsi="Roboto Mono" w:cs="Arial Unicode MS"/>
+          <w:kern w:val="0"/>
+          <w:sz w:val="22"/>
+          <w:szCs w:val="22"/>
+          <w:lang w:val="en"/>
+          <w14:ligatures w14:val="none"/>
+        </w:rPr>
+        <w:t>FF:FF</w:t>
+      </w:r>
+      <w:proofErr w:type="gramEnd"/>
+      <w:r>
+        <w:rPr>
+          <w:rFonts w:ascii="Roboto Mono" w:eastAsia="Arial Unicode MS" w:hAnsi="Roboto Mono" w:cs="Arial Unicode MS"/>
+          <w:kern w:val="0"/>
+          <w:sz w:val="22"/>
+          <w:szCs w:val="22"/>
+          <w:lang w:val="en"/>
+          <w14:ligatures w14:val="none"/>
+        </w:rPr>
+        <w:t>:</w:t>
+      </w:r>
+      <w:proofErr w:type="gramStart"/>
+      <w:r>
+        <w:rPr>
+          <w:rFonts w:ascii="Roboto Mono" w:eastAsia="Arial Unicode MS" w:hAnsi="Roboto Mono" w:cs="Arial Unicode MS"/>
+          <w:kern w:val="0"/>
+          <w:sz w:val="22"/>
+          <w:szCs w:val="22"/>
+          <w:lang w:val="en"/>
+          <w14:ligatures w14:val="none"/>
+        </w:rPr>
+        <w:t>FF:FF</w:t>
+      </w:r>
+      <w:proofErr w:type="gramEnd"/>
+      <w:r>
+        <w:rPr>
+          <w:rFonts w:ascii="Roboto Mono" w:eastAsia="Arial Unicode MS" w:hAnsi="Roboto Mono" w:cs="Arial Unicode MS"/>
+          <w:kern w:val="0"/>
+          <w:sz w:val="22"/>
+          <w:szCs w:val="22"/>
+          <w:lang w:val="en"/>
+          <w14:ligatures w14:val="none"/>
+        </w:rPr>
+        <w:t xml:space="preserve"> (broadcast)</w:t>
       </w:r>
     </w:p>
     <w:p>
@@ -2951,6 +3001,7 @@
           <w:lang w:val="en"/>
           <w14:ligatures w14:val="none"/>
         </w:rPr>
+        <w:lastRenderedPageBreak/>
         <w:t>[ARP Reply - Unicast]</w:t>
       </w:r>
     </w:p>
@@ -2975,7 +3026,31 @@
           <w:lang w:val="en"/>
           <w14:ligatures w14:val="none"/>
         </w:rPr>
-        <w:t>From: 192.168.1.20 (MAC: AA:BB:CC:DD:EE:FF)</w:t>
+        <w:t>From: 192.168.1.20 (MAC: AA:BB:CC:DD:</w:t>
+      </w:r>
+      <w:proofErr w:type="gramStart"/>
+      <w:r>
+        <w:rPr>
+          <w:rFonts w:ascii="Roboto Mono" w:eastAsia="Arial" w:hAnsi="Roboto Mono" w:cs="Arial"/>
+          <w:kern w:val="0"/>
+          <w:sz w:val="22"/>
+          <w:szCs w:val="22"/>
+          <w:lang w:val="en"/>
+          <w14:ligatures w14:val="none"/>
+        </w:rPr>
+        <w:t>EE:FF</w:t>
+      </w:r>
+      <w:proofErr w:type="gramEnd"/>
+      <w:r>
+        <w:rPr>
+          <w:rFonts w:ascii="Roboto Mono" w:eastAsia="Arial" w:hAnsi="Roboto Mono" w:cs="Arial"/>
+          <w:kern w:val="0"/>
+          <w:sz w:val="22"/>
+          <w:szCs w:val="22"/>
+          <w:lang w:val="en"/>
+          <w14:ligatures w14:val="none"/>
+        </w:rPr>
+        <w:t>)</w:t>
       </w:r>
     </w:p>
     <w:p>
@@ -3065,18 +3140,10 @@
     </w:p>
     <w:p>
       <w:pPr>
-        <w:spacing w:before="80" w:after="40" w:line="276" w:lineRule="auto"/>
-        <w:outlineLvl w:val="3"/>
-        <w:rPr>
-          <w:rFonts w:ascii="Arial" w:eastAsiaTheme="majorEastAsia" w:hAnsi="Arial" w:cstheme="majorBidi"/>
-          <w:i/>
-          <w:iCs/>
-          <w:color w:val="2F5496" w:themeColor="accent1" w:themeShade="BF"/>
-          <w:kern w:val="0"/>
-          <w:sz w:val="22"/>
-          <w:szCs w:val="22"/>
-          <w:lang w:val="en"/>
-          <w14:ligatures w14:val="none"/>
+        <w:pStyle w:val="Heading4"/>
+        <w:rPr>
+          <w:rFonts w:ascii="Arial" w:hAnsi="Arial"/>
+          <w:lang w:val="en"/>
         </w:rPr>
       </w:pPr>
       <w:bookmarkStart w:id="9" w:name="_u4r9j8vapb6r" w:colFirst="0" w:colLast="0"/>
@@ -3084,28 +3151,14 @@
       <w:r>
         <w:rPr>
           <w:rFonts w:ascii="Segoe UI Emoji" w:eastAsia="Arial Unicode MS" w:hAnsi="Segoe UI Emoji" w:cs="Segoe UI Emoji"/>
-          <w:i/>
-          <w:iCs/>
-          <w:color w:val="2F5496" w:themeColor="accent1" w:themeShade="BF"/>
-          <w:kern w:val="0"/>
-          <w:sz w:val="22"/>
-          <w:szCs w:val="22"/>
-          <w:lang w:val="en"/>
-          <w14:ligatures w14:val="none"/>
+          <w:lang w:val="en"/>
         </w:rPr>
         <w:t>✅</w:t>
       </w:r>
       <w:r>
         <w:rPr>
-          <w:rFonts w:ascii="Arial Unicode MS" w:eastAsia="Arial Unicode MS" w:hAnsi="Arial Unicode MS" w:cs="Arial Unicode MS"/>
-          <w:i/>
-          <w:iCs/>
-          <w:color w:val="2F5496" w:themeColor="accent1" w:themeShade="BF"/>
-          <w:kern w:val="0"/>
-          <w:sz w:val="22"/>
-          <w:szCs w:val="22"/>
-          <w:lang w:val="en"/>
-          <w14:ligatures w14:val="none"/>
+          <w:rFonts w:eastAsia="Arial Unicode MS"/>
+          <w:lang w:val="en"/>
         </w:rPr>
         <w:t xml:space="preserve"> Summary</w:t>
       </w:r>
@@ -3147,18 +3200,33 @@
         </w:rPr>
         <w:t xml:space="preserve">: </w:t>
       </w:r>
-      <w:r>
-        <w:rPr>
-          <w:rFonts w:ascii="Arial" w:eastAsia="Arial" w:hAnsi="Arial" w:cs="Arial"/>
-          <w:b/>
-          <w:kern w:val="0"/>
-          <w:sz w:val="22"/>
-          <w:szCs w:val="22"/>
-          <w:highlight w:val="darkGray"/>
-          <w:lang w:val="en"/>
-          <w14:ligatures w14:val="none"/>
-        </w:rPr>
-        <w:t>Chatgpt (GPT</w:t>
+      <w:proofErr w:type="spellStart"/>
+      <w:r>
+        <w:rPr>
+          <w:rFonts w:ascii="Arial" w:eastAsia="Arial" w:hAnsi="Arial" w:cs="Arial"/>
+          <w:b/>
+          <w:kern w:val="0"/>
+          <w:sz w:val="22"/>
+          <w:szCs w:val="22"/>
+          <w:highlight w:val="darkGray"/>
+          <w:lang w:val="en"/>
+          <w14:ligatures w14:val="none"/>
+        </w:rPr>
+        <w:t>Chatgpt</w:t>
+      </w:r>
+      <w:proofErr w:type="spellEnd"/>
+      <w:r>
+        <w:rPr>
+          <w:rFonts w:ascii="Arial" w:eastAsia="Arial" w:hAnsi="Arial" w:cs="Arial"/>
+          <w:b/>
+          <w:kern w:val="0"/>
+          <w:sz w:val="22"/>
+          <w:szCs w:val="22"/>
+          <w:highlight w:val="darkGray"/>
+          <w:lang w:val="en"/>
+          <w14:ligatures w14:val="none"/>
+        </w:rPr>
+        <w:t xml:space="preserve"> (GPT</w:t>
       </w:r>
       <w:r>
         <w:rPr>
@@ -3951,47 +4019,23 @@
     </w:p>
     <w:p>
       <w:pPr>
-        <w:spacing w:before="160" w:after="80" w:line="276" w:lineRule="auto"/>
-        <w:outlineLvl w:val="1"/>
-        <w:rPr>
-          <w:rFonts w:asciiTheme="majorHAnsi" w:eastAsiaTheme="majorEastAsia" w:hAnsiTheme="majorHAnsi" w:cstheme="majorBidi"/>
-          <w:b/>
-          <w:bCs/>
-          <w:color w:val="2F5496" w:themeColor="accent1" w:themeShade="BF"/>
-          <w:kern w:val="0"/>
-          <w:sz w:val="34"/>
-          <w:szCs w:val="34"/>
-          <w:lang w:val="en"/>
-          <w14:ligatures w14:val="none"/>
+        <w:pStyle w:val="Heading2"/>
+        <w:rPr>
+          <w:lang w:val="en"/>
         </w:rPr>
       </w:pPr>
       <w:bookmarkStart w:id="10" w:name="_rlfr67jkd912" w:colFirst="0" w:colLast="0"/>
       <w:bookmarkEnd w:id="10"/>
       <w:r>
         <w:rPr>
-          <w:rFonts w:ascii="Segoe UI Emoji" w:eastAsiaTheme="majorEastAsia" w:hAnsi="Segoe UI Emoji" w:cs="Segoe UI Emoji"/>
-          <w:b/>
-          <w:bCs/>
-          <w:color w:val="2F5496" w:themeColor="accent1" w:themeShade="BF"/>
-          <w:kern w:val="0"/>
-          <w:sz w:val="34"/>
-          <w:szCs w:val="34"/>
-          <w:lang w:val="en"/>
-          <w14:ligatures w14:val="none"/>
+          <w:rFonts w:ascii="Segoe UI Emoji" w:hAnsi="Segoe UI Emoji" w:cs="Segoe UI Emoji"/>
+          <w:lang w:val="en"/>
         </w:rPr>
         <w:t>🧠</w:t>
       </w:r>
       <w:r>
         <w:rPr>
-          <w:rFonts w:asciiTheme="majorHAnsi" w:eastAsiaTheme="majorEastAsia" w:hAnsiTheme="majorHAnsi" w:cstheme="majorBidi"/>
-          <w:b/>
-          <w:bCs/>
-          <w:color w:val="2F5496" w:themeColor="accent1" w:themeShade="BF"/>
-          <w:kern w:val="0"/>
-          <w:sz w:val="34"/>
-          <w:szCs w:val="34"/>
-          <w:lang w:val="en"/>
-          <w14:ligatures w14:val="none"/>
+          <w:lang w:val="en"/>
         </w:rPr>
         <w:t xml:space="preserve"> Simple Definition:</w:t>
       </w:r>
@@ -4033,18 +4077,33 @@
         </w:rPr>
         <w:t xml:space="preserve">: </w:t>
       </w:r>
-      <w:r>
-        <w:rPr>
-          <w:rFonts w:ascii="Arial" w:eastAsia="Arial" w:hAnsi="Arial" w:cs="Arial"/>
-          <w:b/>
-          <w:kern w:val="0"/>
-          <w:sz w:val="22"/>
-          <w:szCs w:val="22"/>
-          <w:highlight w:val="darkGray"/>
-          <w:lang w:val="en"/>
-          <w14:ligatures w14:val="none"/>
-        </w:rPr>
-        <w:t>Chatgpt (GPT</w:t>
+      <w:proofErr w:type="spellStart"/>
+      <w:r>
+        <w:rPr>
+          <w:rFonts w:ascii="Arial" w:eastAsia="Arial" w:hAnsi="Arial" w:cs="Arial"/>
+          <w:b/>
+          <w:kern w:val="0"/>
+          <w:sz w:val="22"/>
+          <w:szCs w:val="22"/>
+          <w:highlight w:val="darkGray"/>
+          <w:lang w:val="en"/>
+          <w14:ligatures w14:val="none"/>
+        </w:rPr>
+        <w:t>Chatgpt</w:t>
+      </w:r>
+      <w:proofErr w:type="spellEnd"/>
+      <w:r>
+        <w:rPr>
+          <w:rFonts w:ascii="Arial" w:eastAsia="Arial" w:hAnsi="Arial" w:cs="Arial"/>
+          <w:b/>
+          <w:kern w:val="0"/>
+          <w:sz w:val="22"/>
+          <w:szCs w:val="22"/>
+          <w:highlight w:val="darkGray"/>
+          <w:lang w:val="en"/>
+          <w14:ligatures w14:val="none"/>
+        </w:rPr>
+        <w:t xml:space="preserve"> (GPT</w:t>
       </w:r>
       <w:r>
         <w:rPr>
@@ -4174,47 +4233,24 @@
     </w:p>
     <w:p>
       <w:pPr>
-        <w:spacing w:before="160" w:after="80" w:line="276" w:lineRule="auto"/>
-        <w:outlineLvl w:val="1"/>
-        <w:rPr>
-          <w:rFonts w:asciiTheme="majorHAnsi" w:eastAsiaTheme="majorEastAsia" w:hAnsiTheme="majorHAnsi" w:cstheme="majorBidi"/>
-          <w:b/>
-          <w:bCs/>
-          <w:color w:val="2F5496" w:themeColor="accent1" w:themeShade="BF"/>
-          <w:kern w:val="0"/>
-          <w:sz w:val="34"/>
-          <w:szCs w:val="34"/>
-          <w:lang w:val="en"/>
-          <w14:ligatures w14:val="none"/>
+        <w:pStyle w:val="Heading2"/>
+        <w:rPr>
+          <w:lang w:val="en"/>
         </w:rPr>
       </w:pPr>
       <w:bookmarkStart w:id="11" w:name="_ljumjcj58ii5" w:colFirst="0" w:colLast="0"/>
       <w:bookmarkEnd w:id="11"/>
       <w:r>
         <w:rPr>
-          <w:rFonts w:ascii="Segoe UI Emoji" w:eastAsiaTheme="majorEastAsia" w:hAnsi="Segoe UI Emoji" w:cs="Segoe UI Emoji"/>
-          <w:b/>
-          <w:bCs/>
-          <w:color w:val="2F5496" w:themeColor="accent1" w:themeShade="BF"/>
-          <w:kern w:val="0"/>
-          <w:sz w:val="34"/>
-          <w:szCs w:val="34"/>
-          <w:lang w:val="en"/>
-          <w14:ligatures w14:val="none"/>
-        </w:rPr>
+          <w:rFonts w:ascii="Segoe UI Emoji" w:hAnsi="Segoe UI Emoji" w:cs="Segoe UI Emoji"/>
+          <w:lang w:val="en"/>
+        </w:rPr>
+        <w:lastRenderedPageBreak/>
         <w:t>📥</w:t>
       </w:r>
       <w:r>
         <w:rPr>
-          <w:rFonts w:asciiTheme="majorHAnsi" w:eastAsiaTheme="majorEastAsia" w:hAnsiTheme="majorHAnsi" w:cstheme="majorBidi"/>
-          <w:b/>
-          <w:bCs/>
-          <w:color w:val="2F5496" w:themeColor="accent1" w:themeShade="BF"/>
-          <w:kern w:val="0"/>
-          <w:sz w:val="34"/>
-          <w:szCs w:val="34"/>
-          <w:lang w:val="en"/>
-          <w14:ligatures w14:val="none"/>
+          <w:lang w:val="en"/>
         </w:rPr>
         <w:t xml:space="preserve"> How It’s Created:</w:t>
       </w:r>
@@ -4256,18 +4292,33 @@
         </w:rPr>
         <w:t xml:space="preserve">: </w:t>
       </w:r>
-      <w:r>
-        <w:rPr>
-          <w:rFonts w:ascii="Arial" w:eastAsia="Arial" w:hAnsi="Arial" w:cs="Arial"/>
-          <w:b/>
-          <w:kern w:val="0"/>
-          <w:sz w:val="22"/>
-          <w:szCs w:val="22"/>
-          <w:highlight w:val="darkGray"/>
-          <w:lang w:val="en"/>
-          <w14:ligatures w14:val="none"/>
-        </w:rPr>
-        <w:t>Chatgpt (GPT</w:t>
+      <w:proofErr w:type="spellStart"/>
+      <w:r>
+        <w:rPr>
+          <w:rFonts w:ascii="Arial" w:eastAsia="Arial" w:hAnsi="Arial" w:cs="Arial"/>
+          <w:b/>
+          <w:kern w:val="0"/>
+          <w:sz w:val="22"/>
+          <w:szCs w:val="22"/>
+          <w:highlight w:val="darkGray"/>
+          <w:lang w:val="en"/>
+          <w14:ligatures w14:val="none"/>
+        </w:rPr>
+        <w:t>Chatgpt</w:t>
+      </w:r>
+      <w:proofErr w:type="spellEnd"/>
+      <w:r>
+        <w:rPr>
+          <w:rFonts w:ascii="Arial" w:eastAsia="Arial" w:hAnsi="Arial" w:cs="Arial"/>
+          <w:b/>
+          <w:kern w:val="0"/>
+          <w:sz w:val="22"/>
+          <w:szCs w:val="22"/>
+          <w:highlight w:val="darkGray"/>
+          <w:lang w:val="en"/>
+          <w14:ligatures w14:val="none"/>
+        </w:rPr>
+        <w:t xml:space="preserve"> (GPT</w:t>
       </w:r>
       <w:r>
         <w:rPr>
@@ -4578,47 +4629,23 @@
     </w:p>
     <w:p>
       <w:pPr>
-        <w:spacing w:before="160" w:after="80" w:line="276" w:lineRule="auto"/>
-        <w:outlineLvl w:val="1"/>
-        <w:rPr>
-          <w:rFonts w:asciiTheme="majorHAnsi" w:eastAsiaTheme="majorEastAsia" w:hAnsiTheme="majorHAnsi" w:cstheme="majorBidi"/>
-          <w:b/>
-          <w:bCs/>
-          <w:color w:val="2F5496" w:themeColor="accent1" w:themeShade="BF"/>
-          <w:kern w:val="0"/>
-          <w:sz w:val="34"/>
-          <w:szCs w:val="34"/>
-          <w:lang w:val="en"/>
-          <w14:ligatures w14:val="none"/>
+        <w:pStyle w:val="Heading2"/>
+        <w:rPr>
+          <w:lang w:val="en"/>
         </w:rPr>
       </w:pPr>
       <w:bookmarkStart w:id="12" w:name="_erz85yhnh3df" w:colFirst="0" w:colLast="0"/>
       <w:bookmarkEnd w:id="12"/>
       <w:r>
         <w:rPr>
-          <w:rFonts w:ascii="Segoe UI Emoji" w:eastAsiaTheme="majorEastAsia" w:hAnsi="Segoe UI Emoji" w:cs="Segoe UI Emoji"/>
-          <w:b/>
-          <w:bCs/>
-          <w:color w:val="2F5496" w:themeColor="accent1" w:themeShade="BF"/>
-          <w:kern w:val="0"/>
-          <w:sz w:val="34"/>
-          <w:szCs w:val="34"/>
-          <w:lang w:val="en"/>
-          <w14:ligatures w14:val="none"/>
+          <w:rFonts w:ascii="Segoe UI Emoji" w:hAnsi="Segoe UI Emoji" w:cs="Segoe UI Emoji"/>
+          <w:lang w:val="en"/>
         </w:rPr>
         <w:t>📋</w:t>
       </w:r>
       <w:r>
         <w:rPr>
-          <w:rFonts w:asciiTheme="majorHAnsi" w:eastAsiaTheme="majorEastAsia" w:hAnsiTheme="majorHAnsi" w:cstheme="majorBidi"/>
-          <w:b/>
-          <w:bCs/>
-          <w:color w:val="2F5496" w:themeColor="accent1" w:themeShade="BF"/>
-          <w:kern w:val="0"/>
-          <w:sz w:val="34"/>
-          <w:szCs w:val="34"/>
-          <w:lang w:val="en"/>
-          <w14:ligatures w14:val="none"/>
+          <w:lang w:val="en"/>
         </w:rPr>
         <w:t xml:space="preserve"> Example: Dynamic ARP Entry</w:t>
       </w:r>
@@ -4663,18 +4690,33 @@
         </w:rPr>
         <w:t xml:space="preserve">: </w:t>
       </w:r>
-      <w:r>
-        <w:rPr>
-          <w:rFonts w:ascii="Arial" w:eastAsia="Arial" w:hAnsi="Arial" w:cs="Arial"/>
-          <w:b/>
-          <w:kern w:val="0"/>
-          <w:sz w:val="22"/>
-          <w:szCs w:val="22"/>
-          <w:highlight w:val="darkGray"/>
-          <w:lang w:val="en"/>
-          <w14:ligatures w14:val="none"/>
-        </w:rPr>
-        <w:t>Chatgpt (GPT</w:t>
+      <w:proofErr w:type="spellStart"/>
+      <w:r>
+        <w:rPr>
+          <w:rFonts w:ascii="Arial" w:eastAsia="Arial" w:hAnsi="Arial" w:cs="Arial"/>
+          <w:b/>
+          <w:kern w:val="0"/>
+          <w:sz w:val="22"/>
+          <w:szCs w:val="22"/>
+          <w:highlight w:val="darkGray"/>
+          <w:lang w:val="en"/>
+          <w14:ligatures w14:val="none"/>
+        </w:rPr>
+        <w:t>Chatgpt</w:t>
+      </w:r>
+      <w:proofErr w:type="spellEnd"/>
+      <w:r>
+        <w:rPr>
+          <w:rFonts w:ascii="Arial" w:eastAsia="Arial" w:hAnsi="Arial" w:cs="Arial"/>
+          <w:b/>
+          <w:kern w:val="0"/>
+          <w:sz w:val="22"/>
+          <w:szCs w:val="22"/>
+          <w:highlight w:val="darkGray"/>
+          <w:lang w:val="en"/>
+          <w14:ligatures w14:val="none"/>
+        </w:rPr>
+        <w:t xml:space="preserve"> (GPT</w:t>
       </w:r>
       <w:r>
         <w:rPr>
@@ -5045,8 +5087,21 @@
                 <w:lang w:val="en"/>
                 <w14:ligatures w14:val="none"/>
               </w:rPr>
-              <w:t>AA:BB:CC:DD:EE:FF</w:t>
+              <w:t>AA:BB:CC:DD:</w:t>
             </w:r>
+            <w:proofErr w:type="gramStart"/>
+            <w:r>
+              <w:rPr>
+                <w:rFonts w:ascii="Roboto Mono" w:eastAsia="Arial" w:hAnsi="Roboto Mono" w:cs="Arial"/>
+                <w:kern w:val="0"/>
+                <w:sz w:val="20"/>
+                <w:szCs w:val="20"/>
+                <w:lang w:val="en"/>
+                <w14:ligatures w14:val="none"/>
+              </w:rPr>
+              <w:t>EE:FF</w:t>
+            </w:r>
+            <w:proofErr w:type="gramEnd"/>
           </w:p>
         </w:tc>
         <w:tc>
@@ -5237,7 +5292,31 @@
           <w:lang w:val="en"/>
           <w14:ligatures w14:val="none"/>
         </w:rPr>
-        <w:t>$ ip neigh</w:t>
+        <w:t xml:space="preserve">$ </w:t>
+      </w:r>
+      <w:proofErr w:type="spellStart"/>
+      <w:r>
+        <w:rPr>
+          <w:rFonts w:ascii="Roboto Mono" w:eastAsia="Arial" w:hAnsi="Roboto Mono" w:cs="Arial"/>
+          <w:kern w:val="0"/>
+          <w:sz w:val="22"/>
+          <w:szCs w:val="22"/>
+          <w:lang w:val="en"/>
+          <w14:ligatures w14:val="none"/>
+        </w:rPr>
+        <w:t>ip</w:t>
+      </w:r>
+      <w:proofErr w:type="spellEnd"/>
+      <w:r>
+        <w:rPr>
+          <w:rFonts w:ascii="Roboto Mono" w:eastAsia="Arial" w:hAnsi="Roboto Mono" w:cs="Arial"/>
+          <w:kern w:val="0"/>
+          <w:sz w:val="22"/>
+          <w:szCs w:val="22"/>
+          <w:lang w:val="en"/>
+          <w14:ligatures w14:val="none"/>
+        </w:rPr>
+        <w:t xml:space="preserve"> neigh</w:t>
       </w:r>
     </w:p>
     <w:p>
@@ -5261,7 +5340,68 @@
           <w:lang w:val="en"/>
           <w14:ligatures w14:val="none"/>
         </w:rPr>
-        <w:t>192.168.1.10 dev eth0 lladdr aa:bb:cc:dd:ee:ff REACHABLE</w:t>
+        <w:t xml:space="preserve">192.168.1.10 dev eth0 </w:t>
+      </w:r>
+      <w:proofErr w:type="spellStart"/>
+      <w:r>
+        <w:rPr>
+          <w:rFonts w:ascii="Roboto Mono" w:eastAsia="Arial" w:hAnsi="Roboto Mono" w:cs="Arial"/>
+          <w:kern w:val="0"/>
+          <w:sz w:val="22"/>
+          <w:szCs w:val="22"/>
+          <w:lang w:val="en"/>
+          <w14:ligatures w14:val="none"/>
+        </w:rPr>
+        <w:t>lladdr</w:t>
+      </w:r>
+      <w:proofErr w:type="spellEnd"/>
+      <w:r>
+        <w:rPr>
+          <w:rFonts w:ascii="Roboto Mono" w:eastAsia="Arial" w:hAnsi="Roboto Mono" w:cs="Arial"/>
+          <w:kern w:val="0"/>
+          <w:sz w:val="22"/>
+          <w:szCs w:val="22"/>
+          <w:lang w:val="en"/>
+          <w14:ligatures w14:val="none"/>
+        </w:rPr>
+        <w:t xml:space="preserve"> </w:t>
+      </w:r>
+      <w:proofErr w:type="spellStart"/>
+      <w:r>
+        <w:rPr>
+          <w:rFonts w:ascii="Roboto Mono" w:eastAsia="Arial" w:hAnsi="Roboto Mono" w:cs="Arial"/>
+          <w:kern w:val="0"/>
+          <w:sz w:val="22"/>
+          <w:szCs w:val="22"/>
+          <w:lang w:val="en"/>
+          <w14:ligatures w14:val="none"/>
+        </w:rPr>
+        <w:t>aa:bb:cc:dd:</w:t>
+      </w:r>
+      <w:proofErr w:type="gramStart"/>
+      <w:r>
+        <w:rPr>
+          <w:rFonts w:ascii="Roboto Mono" w:eastAsia="Arial" w:hAnsi="Roboto Mono" w:cs="Arial"/>
+          <w:kern w:val="0"/>
+          <w:sz w:val="22"/>
+          <w:szCs w:val="22"/>
+          <w:lang w:val="en"/>
+          <w14:ligatures w14:val="none"/>
+        </w:rPr>
+        <w:t>ee:ff</w:t>
+      </w:r>
+      <w:proofErr w:type="spellEnd"/>
+      <w:proofErr w:type="gramEnd"/>
+      <w:r>
+        <w:rPr>
+          <w:rFonts w:ascii="Roboto Mono" w:eastAsia="Arial" w:hAnsi="Roboto Mono" w:cs="Arial"/>
+          <w:kern w:val="0"/>
+          <w:sz w:val="22"/>
+          <w:szCs w:val="22"/>
+          <w:lang w:val="en"/>
+          <w14:ligatures w14:val="none"/>
+        </w:rPr>
+        <w:t xml:space="preserve"> REACHABLE</w:t>
       </w:r>
     </w:p>
     <w:p>
@@ -5298,6 +5438,7 @@
           <w:lang w:val="en"/>
           <w14:ligatures w14:val="none"/>
         </w:rPr>
+        <w:lastRenderedPageBreak/>
         <w:t>On Windows:</w:t>
       </w:r>
     </w:p>
@@ -5381,7 +5522,31 @@
           <w:lang w:val="en"/>
           <w14:ligatures w14:val="none"/>
         </w:rPr>
-        <w:t>$ arp -a</w:t>
+        <w:t xml:space="preserve">$ </w:t>
+      </w:r>
+      <w:proofErr w:type="spellStart"/>
+      <w:r>
+        <w:rPr>
+          <w:rFonts w:ascii="Roboto Mono" w:eastAsia="Arial" w:hAnsi="Roboto Mono" w:cs="Arial"/>
+          <w:kern w:val="0"/>
+          <w:sz w:val="22"/>
+          <w:szCs w:val="22"/>
+          <w:lang w:val="en"/>
+          <w14:ligatures w14:val="none"/>
+        </w:rPr>
+        <w:t>arp</w:t>
+      </w:r>
+      <w:proofErr w:type="spellEnd"/>
+      <w:r>
+        <w:rPr>
+          <w:rFonts w:ascii="Roboto Mono" w:eastAsia="Arial" w:hAnsi="Roboto Mono" w:cs="Arial"/>
+          <w:kern w:val="0"/>
+          <w:sz w:val="22"/>
+          <w:szCs w:val="22"/>
+          <w:lang w:val="en"/>
+          <w14:ligatures w14:val="none"/>
+        </w:rPr>
+        <w:t xml:space="preserve"> -a</w:t>
       </w:r>
     </w:p>
     <w:p>
@@ -5449,47 +5614,23 @@
     </w:p>
     <w:p>
       <w:pPr>
-        <w:spacing w:before="160" w:after="80" w:line="276" w:lineRule="auto"/>
-        <w:outlineLvl w:val="1"/>
-        <w:rPr>
-          <w:rFonts w:asciiTheme="majorHAnsi" w:eastAsiaTheme="majorEastAsia" w:hAnsiTheme="majorHAnsi" w:cstheme="majorBidi"/>
-          <w:b/>
-          <w:bCs/>
-          <w:color w:val="2F5496" w:themeColor="accent1" w:themeShade="BF"/>
-          <w:kern w:val="0"/>
-          <w:sz w:val="34"/>
-          <w:szCs w:val="34"/>
-          <w:lang w:val="en"/>
-          <w14:ligatures w14:val="none"/>
+        <w:pStyle w:val="Heading2"/>
+        <w:rPr>
+          <w:lang w:val="en"/>
         </w:rPr>
       </w:pPr>
       <w:bookmarkStart w:id="13" w:name="_x9b5pu57zmhe" w:colFirst="0" w:colLast="0"/>
       <w:bookmarkEnd w:id="13"/>
       <w:r>
         <w:rPr>
-          <w:rFonts w:ascii="Segoe UI Emoji" w:eastAsiaTheme="majorEastAsia" w:hAnsi="Segoe UI Emoji" w:cs="Segoe UI Emoji"/>
-          <w:b/>
-          <w:bCs/>
-          <w:color w:val="2F5496" w:themeColor="accent1" w:themeShade="BF"/>
-          <w:kern w:val="0"/>
-          <w:sz w:val="34"/>
-          <w:szCs w:val="34"/>
-          <w:lang w:val="en"/>
-          <w14:ligatures w14:val="none"/>
+          <w:rFonts w:ascii="Segoe UI Emoji" w:hAnsi="Segoe UI Emoji" w:cs="Segoe UI Emoji"/>
+          <w:lang w:val="en"/>
         </w:rPr>
         <w:t>🔁</w:t>
       </w:r>
       <w:r>
         <w:rPr>
-          <w:rFonts w:asciiTheme="majorHAnsi" w:eastAsiaTheme="majorEastAsia" w:hAnsiTheme="majorHAnsi" w:cstheme="majorBidi"/>
-          <w:b/>
-          <w:bCs/>
-          <w:color w:val="2F5496" w:themeColor="accent1" w:themeShade="BF"/>
-          <w:kern w:val="0"/>
-          <w:sz w:val="34"/>
-          <w:szCs w:val="34"/>
-          <w:lang w:val="en"/>
-          <w14:ligatures w14:val="none"/>
+          <w:lang w:val="en"/>
         </w:rPr>
         <w:t xml:space="preserve"> Behavior of Dynamic Entries:</w:t>
       </w:r>
@@ -5534,18 +5675,33 @@
         </w:rPr>
         <w:t xml:space="preserve">: </w:t>
       </w:r>
-      <w:r>
-        <w:rPr>
-          <w:rFonts w:ascii="Arial" w:eastAsia="Arial" w:hAnsi="Arial" w:cs="Arial"/>
-          <w:b/>
-          <w:kern w:val="0"/>
-          <w:sz w:val="22"/>
-          <w:szCs w:val="22"/>
-          <w:highlight w:val="darkGray"/>
-          <w:lang w:val="en"/>
-          <w14:ligatures w14:val="none"/>
-        </w:rPr>
-        <w:t>Chatgpt (GPT</w:t>
+      <w:proofErr w:type="spellStart"/>
+      <w:r>
+        <w:rPr>
+          <w:rFonts w:ascii="Arial" w:eastAsia="Arial" w:hAnsi="Arial" w:cs="Arial"/>
+          <w:b/>
+          <w:kern w:val="0"/>
+          <w:sz w:val="22"/>
+          <w:szCs w:val="22"/>
+          <w:highlight w:val="darkGray"/>
+          <w:lang w:val="en"/>
+          <w14:ligatures w14:val="none"/>
+        </w:rPr>
+        <w:t>Chatgpt</w:t>
+      </w:r>
+      <w:proofErr w:type="spellEnd"/>
+      <w:r>
+        <w:rPr>
+          <w:rFonts w:ascii="Arial" w:eastAsia="Arial" w:hAnsi="Arial" w:cs="Arial"/>
+          <w:b/>
+          <w:kern w:val="0"/>
+          <w:sz w:val="22"/>
+          <w:szCs w:val="22"/>
+          <w:highlight w:val="darkGray"/>
+          <w:lang w:val="en"/>
+          <w14:ligatures w14:val="none"/>
+        </w:rPr>
+        <w:t xml:space="preserve"> (GPT</w:t>
       </w:r>
       <w:r>
         <w:rPr>
@@ -6217,18 +6373,9 @@
     </w:p>
     <w:p>
       <w:pPr>
-        <w:spacing w:before="160" w:after="80" w:line="276" w:lineRule="auto"/>
-        <w:outlineLvl w:val="1"/>
-        <w:rPr>
-          <w:rFonts w:asciiTheme="majorHAnsi" w:eastAsiaTheme="majorEastAsia" w:hAnsiTheme="majorHAnsi" w:cstheme="majorBidi"/>
-          <w:b/>
-          <w:bCs/>
-          <w:color w:val="2F5496" w:themeColor="accent1" w:themeShade="BF"/>
-          <w:kern w:val="0"/>
-          <w:sz w:val="34"/>
-          <w:szCs w:val="34"/>
-          <w:lang w:val="en"/>
-          <w14:ligatures w14:val="none"/>
+        <w:pStyle w:val="Heading2"/>
+        <w:rPr>
+          <w:lang w:val="en"/>
         </w:rPr>
       </w:pPr>
       <w:bookmarkStart w:id="14" w:name="_egnq3uskokgz" w:colFirst="0" w:colLast="0"/>
@@ -6236,28 +6383,14 @@
       <w:r>
         <w:rPr>
           <w:rFonts w:ascii="Segoe UI Emoji" w:eastAsia="Arial Unicode MS" w:hAnsi="Segoe UI Emoji" w:cs="Segoe UI Emoji"/>
-          <w:b/>
-          <w:bCs/>
-          <w:color w:val="2F5496" w:themeColor="accent1" w:themeShade="BF"/>
-          <w:kern w:val="0"/>
-          <w:sz w:val="34"/>
-          <w:szCs w:val="34"/>
-          <w:lang w:val="en"/>
-          <w14:ligatures w14:val="none"/>
+          <w:lang w:val="en"/>
         </w:rPr>
         <w:t>✅</w:t>
       </w:r>
       <w:r>
         <w:rPr>
-          <w:rFonts w:ascii="Arial Unicode MS" w:eastAsia="Arial Unicode MS" w:hAnsi="Arial Unicode MS" w:cs="Arial Unicode MS"/>
-          <w:b/>
-          <w:bCs/>
-          <w:color w:val="2F5496" w:themeColor="accent1" w:themeShade="BF"/>
-          <w:kern w:val="0"/>
-          <w:sz w:val="34"/>
-          <w:szCs w:val="34"/>
-          <w:lang w:val="en"/>
-          <w14:ligatures w14:val="none"/>
+          <w:rFonts w:eastAsia="Arial Unicode MS"/>
+          <w:lang w:val="en"/>
         </w:rPr>
         <w:t xml:space="preserve"> Summary</w:t>
       </w:r>
@@ -6302,18 +6435,33 @@
         </w:rPr>
         <w:t xml:space="preserve">: </w:t>
       </w:r>
-      <w:r>
-        <w:rPr>
-          <w:rFonts w:ascii="Arial" w:eastAsia="Arial" w:hAnsi="Arial" w:cs="Arial"/>
-          <w:b/>
-          <w:kern w:val="0"/>
-          <w:sz w:val="22"/>
-          <w:szCs w:val="22"/>
-          <w:highlight w:val="darkGray"/>
-          <w:lang w:val="en"/>
-          <w14:ligatures w14:val="none"/>
-        </w:rPr>
-        <w:t>Chatgpt (GPT</w:t>
+      <w:proofErr w:type="spellStart"/>
+      <w:r>
+        <w:rPr>
+          <w:rFonts w:ascii="Arial" w:eastAsia="Arial" w:hAnsi="Arial" w:cs="Arial"/>
+          <w:b/>
+          <w:kern w:val="0"/>
+          <w:sz w:val="22"/>
+          <w:szCs w:val="22"/>
+          <w:highlight w:val="darkGray"/>
+          <w:lang w:val="en"/>
+          <w14:ligatures w14:val="none"/>
+        </w:rPr>
+        <w:t>Chatgpt</w:t>
+      </w:r>
+      <w:proofErr w:type="spellEnd"/>
+      <w:r>
+        <w:rPr>
+          <w:rFonts w:ascii="Arial" w:eastAsia="Arial" w:hAnsi="Arial" w:cs="Arial"/>
+          <w:b/>
+          <w:kern w:val="0"/>
+          <w:sz w:val="22"/>
+          <w:szCs w:val="22"/>
+          <w:highlight w:val="darkGray"/>
+          <w:lang w:val="en"/>
+          <w14:ligatures w14:val="none"/>
+        </w:rPr>
+        <w:t xml:space="preserve"> (GPT</w:t>
       </w:r>
       <w:r>
         <w:rPr>
@@ -6364,6 +6512,7 @@
           <w:lang w:val="en"/>
           <w14:ligatures w14:val="none"/>
         </w:rPr>
+        <w:lastRenderedPageBreak/>
         <w:drawing>
           <wp:inline distT="114300" distB="114300" distL="114300" distR="114300" wp14:anchorId="30891E70" wp14:editId="17618CBA">
             <wp:extent cx="5943600" cy="1600200"/>
@@ -7726,7 +7875,6 @@
     <w:next w:val="Normal"/>
     <w:link w:val="Heading2Char"/>
     <w:uiPriority w:val="9"/>
-    <w:semiHidden/>
     <w:unhideWhenUsed/>
     <w:qFormat/>
     <w:rsid w:val="00106D06"/>
@@ -7749,7 +7897,6 @@
     <w:next w:val="Normal"/>
     <w:link w:val="Heading3Char"/>
     <w:uiPriority w:val="9"/>
-    <w:semiHidden/>
     <w:unhideWhenUsed/>
     <w:qFormat/>
     <w:rsid w:val="00106D06"/>
@@ -7772,7 +7919,6 @@
     <w:next w:val="Normal"/>
     <w:link w:val="Heading4Char"/>
     <w:uiPriority w:val="9"/>
-    <w:semiHidden/>
     <w:unhideWhenUsed/>
     <w:qFormat/>
     <w:rsid w:val="00106D06"/>
@@ -7795,7 +7941,6 @@
     <w:next w:val="Normal"/>
     <w:link w:val="Heading5Char"/>
     <w:uiPriority w:val="9"/>
-    <w:semiHidden/>
     <w:unhideWhenUsed/>
     <w:qFormat/>
     <w:rsid w:val="00106D06"/>
@@ -7943,7 +8088,6 @@
     <w:basedOn w:val="DefaultParagraphFont"/>
     <w:link w:val="Heading2"/>
     <w:uiPriority w:val="9"/>
-    <w:semiHidden/>
     <w:rsid w:val="00106D06"/>
     <w:rPr>
       <w:rFonts w:asciiTheme="majorHAnsi" w:eastAsiaTheme="majorEastAsia" w:hAnsiTheme="majorHAnsi" w:cstheme="majorBidi"/>
@@ -7957,7 +8101,6 @@
     <w:basedOn w:val="DefaultParagraphFont"/>
     <w:link w:val="Heading3"/>
     <w:uiPriority w:val="9"/>
-    <w:semiHidden/>
     <w:rsid w:val="00106D06"/>
     <w:rPr>
       <w:rFonts w:eastAsiaTheme="majorEastAsia" w:cstheme="majorBidi"/>
@@ -7971,7 +8114,6 @@
     <w:basedOn w:val="DefaultParagraphFont"/>
     <w:link w:val="Heading4"/>
     <w:uiPriority w:val="9"/>
-    <w:semiHidden/>
     <w:rsid w:val="00106D06"/>
     <w:rPr>
       <w:rFonts w:eastAsiaTheme="majorEastAsia" w:cstheme="majorBidi"/>
@@ -7985,7 +8127,6 @@
     <w:basedOn w:val="DefaultParagraphFont"/>
     <w:link w:val="Heading5"/>
     <w:uiPriority w:val="9"/>
-    <w:semiHidden/>
     <w:rsid w:val="00106D06"/>
     <w:rPr>
       <w:rFonts w:eastAsiaTheme="majorEastAsia" w:cstheme="majorBidi"/>
